--- a/04-decision-report/CR-04B_业务决策建议.docx
+++ b/04-decision-report/CR-04B_业务决策建议.docx
@@ -7,17 +7,12 @@
         <w:pStyle w:val="Title"/>
       </w:pPr>
       <w:r>
-        <w:t>CR-04B 业务决策建议</w:t>
+        <w:t>CR-04B｜舱路雷达业务决策建议（差异化规则版）</w:t>
       </w:r>
     </w:p>
     <w:p>
       <w:r>
-        <w:t>生成日期：2026-05-28；数字源：CR-04A_指标计算结果.xlsx；最新周：2026-05-22。</w:t>
-      </w:r>
-    </w:p>
-    <w:p>
-      <w:r>
-        <w:t>口径说明：所有建议仅基于现有A/B/C/PENDING分层数据；C_demo_interpolation用于闭环演示，不作为真实事实声明。</w:t>
+        <w:t>口径：所有指标数字来自 CR-04A_指标计算结果.xlsx 最新周摘要；建议按航线业务特性差异化生成，禁止将公告写成确定因果。</w:t>
       </w:r>
     </w:p>
     <w:p>
@@ -25,7 +20,7 @@
         <w:pStyle w:val="Heading1"/>
       </w:pPr>
       <w:r>
-        <w:t>1. 最新周预警与建议</w:t>
+        <w:t>一、最新周预警摘要</w:t>
       </w:r>
     </w:p>
     <w:tbl>
@@ -35,20 +30,21 @@
         <w:tblLook w:firstColumn="1" w:firstRow="1" w:lastColumn="0" w:lastRow="0" w:noHBand="0" w:noVBand="1" w:val="04A0"/>
       </w:tblPr>
       <w:tblGrid>
-        <w:gridCol w:w="960"/>
-        <w:gridCol w:w="960"/>
-        <w:gridCol w:w="960"/>
-        <w:gridCol w:w="960"/>
-        <w:gridCol w:w="960"/>
-        <w:gridCol w:w="960"/>
-        <w:gridCol w:w="960"/>
-        <w:gridCol w:w="960"/>
-        <w:gridCol w:w="960"/>
+        <w:gridCol w:w="864"/>
+        <w:gridCol w:w="864"/>
+        <w:gridCol w:w="864"/>
+        <w:gridCol w:w="864"/>
+        <w:gridCol w:w="864"/>
+        <w:gridCol w:w="864"/>
+        <w:gridCol w:w="864"/>
+        <w:gridCol w:w="864"/>
+        <w:gridCol w:w="864"/>
+        <w:gridCol w:w="864"/>
       </w:tblGrid>
       <w:tr>
         <w:tc>
           <w:tcPr>
-            <w:tcW w:type="dxa" w:w="960"/>
+            <w:tcW w:type="dxa" w:w="864"/>
           </w:tcPr>
           <w:p>
             <w:r>
@@ -58,7 +54,7 @@
         </w:tc>
         <w:tc>
           <w:tcPr>
-            <w:tcW w:type="dxa" w:w="960"/>
+            <w:tcW w:type="dxa" w:w="864"/>
           </w:tcPr>
           <w:p>
             <w:r>
@@ -68,7 +64,7 @@
         </w:tc>
         <w:tc>
           <w:tcPr>
-            <w:tcW w:type="dxa" w:w="960"/>
+            <w:tcW w:type="dxa" w:w="864"/>
           </w:tcPr>
           <w:p>
             <w:r>
@@ -78,7 +74,17 @@
         </w:tc>
         <w:tc>
           <w:tcPr>
-            <w:tcW w:type="dxa" w:w="960"/>
+            <w:tcW w:type="dxa" w:w="864"/>
+          </w:tcPr>
+          <w:p>
+            <w:r>
+              <w:t>p95</w:t>
+            </w:r>
+          </w:p>
+        </w:tc>
+        <w:tc>
+          <w:tcPr>
+            <w:tcW w:type="dxa" w:w="864"/>
           </w:tcPr>
           <w:p>
             <w:r>
@@ -88,7 +94,7 @@
         </w:tc>
         <w:tc>
           <w:tcPr>
-            <w:tcW w:type="dxa" w:w="960"/>
+            <w:tcW w:type="dxa" w:w="864"/>
           </w:tcPr>
           <w:p>
             <w:r>
@@ -98,7 +104,17 @@
         </w:tc>
         <w:tc>
           <w:tcPr>
-            <w:tcW w:type="dxa" w:w="960"/>
+            <w:tcW w:type="dxa" w:w="864"/>
+          </w:tcPr>
+          <w:p>
+            <w:r>
+              <w:t>up_streak_weeks</w:t>
+            </w:r>
+          </w:p>
+        </w:tc>
+        <w:tc>
+          <w:tcPr>
+            <w:tcW w:type="dxa" w:w="864"/>
           </w:tcPr>
           <w:p>
             <w:r>
@@ -108,7 +124,7 @@
         </w:tc>
         <w:tc>
           <w:tcPr>
-            <w:tcW w:type="dxa" w:w="960"/>
+            <w:tcW w:type="dxa" w:w="864"/>
           </w:tcPr>
           <w:p>
             <w:r>
@@ -118,17 +134,7 @@
         </w:tc>
         <w:tc>
           <w:tcPr>
-            <w:tcW w:type="dxa" w:w="960"/>
-          </w:tcPr>
-          <w:p>
-            <w:r>
-              <w:t>decision_suggestion</w:t>
-            </w:r>
-          </w:p>
-        </w:tc>
-        <w:tc>
-          <w:tcPr>
-            <w:tcW w:type="dxa" w:w="960"/>
+            <w:tcW w:type="dxa" w:w="864"/>
           </w:tcPr>
           <w:p>
             <w:r>
@@ -140,7 +146,7 @@
       <w:tr>
         <w:tc>
           <w:tcPr>
-            <w:tcW w:type="dxa" w:w="960"/>
+            <w:tcW w:type="dxa" w:w="864"/>
           </w:tcPr>
           <w:p>
             <w:r>
@@ -150,7 +156,7 @@
         </w:tc>
         <w:tc>
           <w:tcPr>
-            <w:tcW w:type="dxa" w:w="960"/>
+            <w:tcW w:type="dxa" w:w="864"/>
           </w:tcPr>
           <w:p>
             <w:r>
@@ -160,7 +166,7 @@
         </w:tc>
         <w:tc>
           <w:tcPr>
-            <w:tcW w:type="dxa" w:w="960"/>
+            <w:tcW w:type="dxa" w:w="864"/>
           </w:tcPr>
           <w:p>
             <w:r>
@@ -170,7 +176,17 @@
         </w:tc>
         <w:tc>
           <w:tcPr>
-            <w:tcW w:type="dxa" w:w="960"/>
+            <w:tcW w:type="dxa" w:w="864"/>
+          </w:tcPr>
+          <w:p>
+            <w:r>
+              <w:t>1784.5</w:t>
+            </w:r>
+          </w:p>
+        </w:tc>
+        <w:tc>
+          <w:tcPr>
+            <w:tcW w:type="dxa" w:w="864"/>
           </w:tcPr>
           <w:p>
             <w:r>
@@ -180,7 +196,7 @@
         </w:tc>
         <w:tc>
           <w:tcPr>
-            <w:tcW w:type="dxa" w:w="960"/>
+            <w:tcW w:type="dxa" w:w="864"/>
           </w:tcPr>
           <w:p>
             <w:r>
@@ -190,7 +206,17 @@
         </w:tc>
         <w:tc>
           <w:tcPr>
-            <w:tcW w:type="dxa" w:w="960"/>
+            <w:tcW w:type="dxa" w:w="864"/>
+          </w:tcPr>
+          <w:p>
+            <w:r>
+              <w:t>4</w:t>
+            </w:r>
+          </w:p>
+        </w:tc>
+        <w:tc>
+          <w:tcPr>
+            <w:tcW w:type="dxa" w:w="864"/>
           </w:tcPr>
           <w:p>
             <w:r>
@@ -200,7 +226,7 @@
         </w:tc>
         <w:tc>
           <w:tcPr>
-            <w:tcW w:type="dxa" w:w="960"/>
+            <w:tcW w:type="dxa" w:w="864"/>
           </w:tcPr>
           <w:p>
             <w:r>
@@ -210,17 +236,7 @@
         </w:tc>
         <w:tc>
           <w:tcPr>
-            <w:tcW w:type="dxa" w:w="960"/>
-          </w:tcPr>
-          <w:p>
-            <w:r>
-              <w:t>暂停非紧急出运或拆分批次；优先锁定短期有效报价；对客户报价加入风险缓冲</w:t>
-            </w:r>
-          </w:p>
-        </w:tc>
-        <w:tc>
-          <w:tcPr>
-            <w:tcW w:type="dxa" w:w="960"/>
+            <w:tcW w:type="dxa" w:w="864"/>
           </w:tcPr>
           <w:p>
             <w:r>
@@ -232,7 +248,7 @@
       <w:tr>
         <w:tc>
           <w:tcPr>
-            <w:tcW w:type="dxa" w:w="960"/>
+            <w:tcW w:type="dxa" w:w="864"/>
           </w:tcPr>
           <w:p>
             <w:r>
@@ -242,7 +258,7 @@
         </w:tc>
         <w:tc>
           <w:tcPr>
-            <w:tcW w:type="dxa" w:w="960"/>
+            <w:tcW w:type="dxa" w:w="864"/>
           </w:tcPr>
           <w:p>
             <w:r>
@@ -252,7 +268,7 @@
         </w:tc>
         <w:tc>
           <w:tcPr>
-            <w:tcW w:type="dxa" w:w="960"/>
+            <w:tcW w:type="dxa" w:w="864"/>
           </w:tcPr>
           <w:p>
             <w:r>
@@ -262,7 +278,17 @@
         </w:tc>
         <w:tc>
           <w:tcPr>
-            <w:tcW w:type="dxa" w:w="960"/>
+            <w:tcW w:type="dxa" w:w="864"/>
+          </w:tcPr>
+          <w:p>
+            <w:r>
+              <w:t>3144.5</w:t>
+            </w:r>
+          </w:p>
+        </w:tc>
+        <w:tc>
+          <w:tcPr>
+            <w:tcW w:type="dxa" w:w="864"/>
           </w:tcPr>
           <w:p>
             <w:r>
@@ -272,7 +298,7 @@
         </w:tc>
         <w:tc>
           <w:tcPr>
-            <w:tcW w:type="dxa" w:w="960"/>
+            <w:tcW w:type="dxa" w:w="864"/>
           </w:tcPr>
           <w:p>
             <w:r>
@@ -282,7 +308,17 @@
         </w:tc>
         <w:tc>
           <w:tcPr>
-            <w:tcW w:type="dxa" w:w="960"/>
+            <w:tcW w:type="dxa" w:w="864"/>
+          </w:tcPr>
+          <w:p>
+            <w:r>
+              <w:t>4</w:t>
+            </w:r>
+          </w:p>
+        </w:tc>
+        <w:tc>
+          <w:tcPr>
+            <w:tcW w:type="dxa" w:w="864"/>
           </w:tcPr>
           <w:p>
             <w:r>
@@ -292,7 +328,7 @@
         </w:tc>
         <w:tc>
           <w:tcPr>
-            <w:tcW w:type="dxa" w:w="960"/>
+            <w:tcW w:type="dxa" w:w="864"/>
           </w:tcPr>
           <w:p>
             <w:r>
@@ -302,17 +338,7 @@
         </w:tc>
         <w:tc>
           <w:tcPr>
-            <w:tcW w:type="dxa" w:w="960"/>
-          </w:tcPr>
-          <w:p>
-            <w:r>
-              <w:t>暂停非紧急出运或拆分批次；优先锁定短期有效报价；对客户报价加入风险缓冲</w:t>
-            </w:r>
-          </w:p>
-        </w:tc>
-        <w:tc>
-          <w:tcPr>
-            <w:tcW w:type="dxa" w:w="960"/>
+            <w:tcW w:type="dxa" w:w="864"/>
           </w:tcPr>
           <w:p>
             <w:r>
@@ -324,7 +350,7 @@
       <w:tr>
         <w:tc>
           <w:tcPr>
-            <w:tcW w:type="dxa" w:w="960"/>
+            <w:tcW w:type="dxa" w:w="864"/>
           </w:tcPr>
           <w:p>
             <w:r>
@@ -334,7 +360,7 @@
         </w:tc>
         <w:tc>
           <w:tcPr>
-            <w:tcW w:type="dxa" w:w="960"/>
+            <w:tcW w:type="dxa" w:w="864"/>
           </w:tcPr>
           <w:p>
             <w:r>
@@ -344,7 +370,7 @@
         </w:tc>
         <w:tc>
           <w:tcPr>
-            <w:tcW w:type="dxa" w:w="960"/>
+            <w:tcW w:type="dxa" w:w="864"/>
           </w:tcPr>
           <w:p>
             <w:r>
@@ -354,7 +380,17 @@
         </w:tc>
         <w:tc>
           <w:tcPr>
-            <w:tcW w:type="dxa" w:w="960"/>
+            <w:tcW w:type="dxa" w:w="864"/>
+          </w:tcPr>
+          <w:p>
+            <w:r>
+              <w:t>3045.0</w:t>
+            </w:r>
+          </w:p>
+        </w:tc>
+        <w:tc>
+          <w:tcPr>
+            <w:tcW w:type="dxa" w:w="864"/>
           </w:tcPr>
           <w:p>
             <w:r>
@@ -364,7 +400,7 @@
         </w:tc>
         <w:tc>
           <w:tcPr>
-            <w:tcW w:type="dxa" w:w="960"/>
+            <w:tcW w:type="dxa" w:w="864"/>
           </w:tcPr>
           <w:p>
             <w:r>
@@ -374,7 +410,17 @@
         </w:tc>
         <w:tc>
           <w:tcPr>
-            <w:tcW w:type="dxa" w:w="960"/>
+            <w:tcW w:type="dxa" w:w="864"/>
+          </w:tcPr>
+          <w:p>
+            <w:r>
+              <w:t>4</w:t>
+            </w:r>
+          </w:p>
+        </w:tc>
+        <w:tc>
+          <w:tcPr>
+            <w:tcW w:type="dxa" w:w="864"/>
           </w:tcPr>
           <w:p>
             <w:r>
@@ -384,7 +430,7 @@
         </w:tc>
         <w:tc>
           <w:tcPr>
-            <w:tcW w:type="dxa" w:w="960"/>
+            <w:tcW w:type="dxa" w:w="864"/>
           </w:tcPr>
           <w:p>
             <w:r>
@@ -394,17 +440,7 @@
         </w:tc>
         <w:tc>
           <w:tcPr>
-            <w:tcW w:type="dxa" w:w="960"/>
-          </w:tcPr>
-          <w:p>
-            <w:r>
-              <w:t>暂停非紧急出运或拆分批次；优先锁定短期有效报价；对客户报价加入风险缓冲</w:t>
-            </w:r>
-          </w:p>
-        </w:tc>
-        <w:tc>
-          <w:tcPr>
-            <w:tcW w:type="dxa" w:w="960"/>
+            <w:tcW w:type="dxa" w:w="864"/>
           </w:tcPr>
           <w:p>
             <w:r>
@@ -416,7 +452,7 @@
       <w:tr>
         <w:tc>
           <w:tcPr>
-            <w:tcW w:type="dxa" w:w="960"/>
+            <w:tcW w:type="dxa" w:w="864"/>
           </w:tcPr>
           <w:p>
             <w:r>
@@ -426,7 +462,7 @@
         </w:tc>
         <w:tc>
           <w:tcPr>
-            <w:tcW w:type="dxa" w:w="960"/>
+            <w:tcW w:type="dxa" w:w="864"/>
           </w:tcPr>
           <w:p>
             <w:r>
@@ -436,7 +472,7 @@
         </w:tc>
         <w:tc>
           <w:tcPr>
-            <w:tcW w:type="dxa" w:w="960"/>
+            <w:tcW w:type="dxa" w:w="864"/>
           </w:tcPr>
           <w:p>
             <w:r>
@@ -446,7 +482,17 @@
         </w:tc>
         <w:tc>
           <w:tcPr>
-            <w:tcW w:type="dxa" w:w="960"/>
+            <w:tcW w:type="dxa" w:w="864"/>
+          </w:tcPr>
+          <w:p>
+            <w:r>
+              <w:t>4121.0</w:t>
+            </w:r>
+          </w:p>
+        </w:tc>
+        <w:tc>
+          <w:tcPr>
+            <w:tcW w:type="dxa" w:w="864"/>
           </w:tcPr>
           <w:p>
             <w:r>
@@ -456,7 +502,7 @@
         </w:tc>
         <w:tc>
           <w:tcPr>
-            <w:tcW w:type="dxa" w:w="960"/>
+            <w:tcW w:type="dxa" w:w="864"/>
           </w:tcPr>
           <w:p>
             <w:r>
@@ -466,7 +512,17 @@
         </w:tc>
         <w:tc>
           <w:tcPr>
-            <w:tcW w:type="dxa" w:w="960"/>
+            <w:tcW w:type="dxa" w:w="864"/>
+          </w:tcPr>
+          <w:p>
+            <w:r>
+              <w:t>4</w:t>
+            </w:r>
+          </w:p>
+        </w:tc>
+        <w:tc>
+          <w:tcPr>
+            <w:tcW w:type="dxa" w:w="864"/>
           </w:tcPr>
           <w:p>
             <w:r>
@@ -476,7 +532,7 @@
         </w:tc>
         <w:tc>
           <w:tcPr>
-            <w:tcW w:type="dxa" w:w="960"/>
+            <w:tcW w:type="dxa" w:w="864"/>
           </w:tcPr>
           <w:p>
             <w:r>
@@ -486,17 +542,109 @@
         </w:tc>
         <w:tc>
           <w:tcPr>
-            <w:tcW w:type="dxa" w:w="960"/>
+            <w:tcW w:type="dxa" w:w="864"/>
           </w:tcPr>
           <w:p>
             <w:r>
-              <w:t>暂停非紧急出运或拆分批次；优先锁定短期有效报价；对客户报价加入风险缓冲</w:t>
+              <w:t>A_official</w:t>
+            </w:r>
+          </w:p>
+        </w:tc>
+      </w:tr>
+      <w:tr>
+        <w:tc>
+          <w:tcPr>
+            <w:tcW w:type="dxa" w:w="864"/>
+          </w:tcPr>
+          <w:p>
+            <w:r>
+              <w:t>SCFI综合指数</w:t>
             </w:r>
           </w:p>
         </w:tc>
         <w:tc>
           <w:tcPr>
-            <w:tcW w:type="dxa" w:w="960"/>
+            <w:tcW w:type="dxa" w:w="864"/>
+          </w:tcPr>
+          <w:p>
+            <w:r>
+              <w:t>2218.15</w:t>
+            </w:r>
+          </w:p>
+        </w:tc>
+        <w:tc>
+          <w:tcPr>
+            <w:tcW w:type="dxa" w:w="864"/>
+          </w:tcPr>
+          <w:p>
+            <w:r>
+              <w:t>points</w:t>
+            </w:r>
+          </w:p>
+        </w:tc>
+        <w:tc>
+          <w:tcPr>
+            <w:tcW w:type="dxa" w:w="864"/>
+          </w:tcPr>
+          <w:p>
+            <w:r>
+              <w:t>2094.05</w:t>
+            </w:r>
+          </w:p>
+        </w:tc>
+        <w:tc>
+          <w:tcPr>
+            <w:tcW w:type="dxa" w:w="864"/>
+          </w:tcPr>
+          <w:p>
+            <w:r>
+              <w:t>3.62</w:t>
+            </w:r>
+          </w:p>
+        </w:tc>
+        <w:tc>
+          <w:tcPr>
+            <w:tcW w:type="dxa" w:w="864"/>
+          </w:tcPr>
+          <w:p>
+            <w:r>
+              <w:t>2.23</w:t>
+            </w:r>
+          </w:p>
+        </w:tc>
+        <w:tc>
+          <w:tcPr>
+            <w:tcW w:type="dxa" w:w="864"/>
+          </w:tcPr>
+          <w:p>
+            <w:r>
+              <w:t>4</w:t>
+            </w:r>
+          </w:p>
+        </w:tc>
+        <w:tc>
+          <w:tcPr>
+            <w:tcW w:type="dxa" w:w="864"/>
+          </w:tcPr>
+          <w:p>
+            <w:r>
+              <w:t>红色预警</w:t>
+            </w:r>
+          </w:p>
+        </w:tc>
+        <w:tc>
+          <w:tcPr>
+            <w:tcW w:type="dxa" w:w="864"/>
+          </w:tcPr>
+          <w:p>
+            <w:r>
+              <w:t>P95高位;Z≥2异常;连续上涨≥3周</w:t>
+            </w:r>
+          </w:p>
+        </w:tc>
+        <w:tc>
+          <w:tcPr>
+            <w:tcW w:type="dxa" w:w="864"/>
           </w:tcPr>
           <w:p>
             <w:r>
@@ -511,521 +659,72 @@
         <w:pStyle w:val="Heading1"/>
       </w:pPr>
       <w:r>
-        <w:t>2. 成本场景建议</w:t>
+        <w:t>二、差异化业务建议</w:t>
       </w:r>
     </w:p>
-    <w:tbl>
-      <w:tblPr>
-        <w:tblStyle w:val="TableGrid"/>
-        <w:tblW w:type="auto" w:w="0"/>
-        <w:tblLook w:firstColumn="1" w:firstRow="1" w:lastColumn="0" w:lastRow="0" w:noHBand="0" w:noVBand="1" w:val="04A0"/>
-      </w:tblPr>
-      <w:tblGrid>
-        <w:gridCol w:w="1080"/>
-        <w:gridCol w:w="1080"/>
-        <w:gridCol w:w="1080"/>
-        <w:gridCol w:w="1080"/>
-        <w:gridCol w:w="1080"/>
-        <w:gridCol w:w="1080"/>
-        <w:gridCol w:w="1080"/>
-        <w:gridCol w:w="1080"/>
-      </w:tblGrid>
-      <w:tr>
-        <w:tc>
-          <w:tcPr>
-            <w:tcW w:type="dxa" w:w="1080"/>
-          </w:tcPr>
-          <w:p>
-            <w:r>
-              <w:t>scenario_code</w:t>
-            </w:r>
-          </w:p>
-        </w:tc>
-        <w:tc>
-          <w:tcPr>
-            <w:tcW w:type="dxa" w:w="1080"/>
-          </w:tcPr>
-          <w:p>
-            <w:r>
-              <w:t>scenario_name_cn</w:t>
-            </w:r>
-          </w:p>
-        </w:tc>
-        <w:tc>
-          <w:tcPr>
-            <w:tcW w:type="dxa" w:w="1080"/>
-          </w:tcPr>
-          <w:p>
-            <w:r>
-              <w:t>route_group</w:t>
-            </w:r>
-          </w:p>
-        </w:tc>
-        <w:tc>
-          <w:tcPr>
-            <w:tcW w:type="dxa" w:w="1080"/>
-          </w:tcPr>
-          <w:p>
-            <w:r>
-              <w:t>base_freight_usd_per_feu</w:t>
-            </w:r>
-          </w:p>
-        </w:tc>
-        <w:tc>
-          <w:tcPr>
-            <w:tcW w:type="dxa" w:w="1080"/>
-          </w:tcPr>
-          <w:p>
-            <w:r>
-              <w:t>surcharge_usd_per_feu</w:t>
-            </w:r>
-          </w:p>
-        </w:tc>
-        <w:tc>
-          <w:tcPr>
-            <w:tcW w:type="dxa" w:w="1080"/>
-          </w:tcPr>
-          <w:p>
-            <w:r>
-              <w:t>total_cost_usd_per_feu</w:t>
-            </w:r>
-          </w:p>
-        </w:tc>
-        <w:tc>
-          <w:tcPr>
-            <w:tcW w:type="dxa" w:w="1080"/>
-          </w:tcPr>
-          <w:p>
-            <w:r>
-              <w:t>fx_rate_demo</w:t>
-            </w:r>
-          </w:p>
-        </w:tc>
-        <w:tc>
-          <w:tcPr>
-            <w:tcW w:type="dxa" w:w="1080"/>
-          </w:tcPr>
-          <w:p>
-            <w:r>
-              <w:t>total_cost_cny_per_feu</w:t>
-            </w:r>
-          </w:p>
-        </w:tc>
-      </w:tr>
-      <w:tr>
-        <w:tc>
-          <w:tcPr>
-            <w:tcW w:type="dxa" w:w="1080"/>
-          </w:tcPr>
-          <w:p>
-            <w:r>
-              <w:t>BASE_USWC</w:t>
-            </w:r>
-          </w:p>
-        </w:tc>
-        <w:tc>
-          <w:tcPr>
-            <w:tcW w:type="dxa" w:w="1080"/>
-          </w:tcPr>
-          <w:p>
-            <w:r>
-              <w:t>美西基础场景</w:t>
-            </w:r>
-          </w:p>
-        </w:tc>
-        <w:tc>
-          <w:tcPr>
-            <w:tcW w:type="dxa" w:w="1080"/>
-          </w:tcPr>
-          <w:p>
-            <w:r>
-              <w:t>USWC</w:t>
-            </w:r>
-          </w:p>
-        </w:tc>
-        <w:tc>
-          <w:tcPr>
-            <w:tcW w:type="dxa" w:w="1080"/>
-          </w:tcPr>
-          <w:p>
-            <w:r>
-              <w:t>3154.0</w:t>
-            </w:r>
-          </w:p>
-        </w:tc>
-        <w:tc>
-          <w:tcPr>
-            <w:tcW w:type="dxa" w:w="1080"/>
-          </w:tcPr>
-          <w:p>
-            <w:r>
-              <w:t>836.5</w:t>
-            </w:r>
-          </w:p>
-        </w:tc>
-        <w:tc>
-          <w:tcPr>
-            <w:tcW w:type="dxa" w:w="1080"/>
-          </w:tcPr>
-          <w:p>
-            <w:r>
-              <w:t>3990.5</w:t>
-            </w:r>
-          </w:p>
-        </w:tc>
-        <w:tc>
-          <w:tcPr>
-            <w:tcW w:type="dxa" w:w="1080"/>
-          </w:tcPr>
-          <w:p>
-            <w:r>
-              <w:t>6.8373</w:t>
-            </w:r>
-          </w:p>
-        </w:tc>
-        <w:tc>
-          <w:tcPr>
-            <w:tcW w:type="dxa" w:w="1080"/>
-          </w:tcPr>
-          <w:p>
-            <w:r>
-              <w:t>27284.25</w:t>
-            </w:r>
-          </w:p>
-        </w:tc>
-      </w:tr>
-      <w:tr>
-        <w:tc>
-          <w:tcPr>
-            <w:tcW w:type="dxa" w:w="1080"/>
-          </w:tcPr>
-          <w:p>
-            <w:r>
-              <w:t>BASE_USEC</w:t>
-            </w:r>
-          </w:p>
-        </w:tc>
-        <w:tc>
-          <w:tcPr>
-            <w:tcW w:type="dxa" w:w="1080"/>
-          </w:tcPr>
-          <w:p>
-            <w:r>
-              <w:t>美东基础场景</w:t>
-            </w:r>
-          </w:p>
-        </w:tc>
-        <w:tc>
-          <w:tcPr>
-            <w:tcW w:type="dxa" w:w="1080"/>
-          </w:tcPr>
-          <w:p>
-            <w:r>
-              <w:t>USEC</w:t>
-            </w:r>
-          </w:p>
-        </w:tc>
-        <w:tc>
-          <w:tcPr>
-            <w:tcW w:type="dxa" w:w="1080"/>
-          </w:tcPr>
-          <w:p>
-            <w:r>
-              <w:t>4313.0</w:t>
-            </w:r>
-          </w:p>
-        </w:tc>
-        <w:tc>
-          <w:tcPr>
-            <w:tcW w:type="dxa" w:w="1080"/>
-          </w:tcPr>
-          <w:p>
-            <w:r>
-              <w:t>836.5</w:t>
-            </w:r>
-          </w:p>
-        </w:tc>
-        <w:tc>
-          <w:tcPr>
-            <w:tcW w:type="dxa" w:w="1080"/>
-          </w:tcPr>
-          <w:p>
-            <w:r>
-              <w:t>5149.5</w:t>
-            </w:r>
-          </w:p>
-        </w:tc>
-        <w:tc>
-          <w:tcPr>
-            <w:tcW w:type="dxa" w:w="1080"/>
-          </w:tcPr>
-          <w:p>
-            <w:r>
-              <w:t>6.8373</w:t>
-            </w:r>
-          </w:p>
-        </w:tc>
-        <w:tc>
-          <w:tcPr>
-            <w:tcW w:type="dxa" w:w="1080"/>
-          </w:tcPr>
-          <w:p>
-            <w:r>
-              <w:t>35208.68</w:t>
-            </w:r>
-          </w:p>
-        </w:tc>
-      </w:tr>
-      <w:tr>
-        <w:tc>
-          <w:tcPr>
-            <w:tcW w:type="dxa" w:w="1080"/>
-          </w:tcPr>
-          <w:p>
-            <w:r>
-              <w:t>STRESS_USWC</w:t>
-            </w:r>
-          </w:p>
-        </w:tc>
-        <w:tc>
-          <w:tcPr>
-            <w:tcW w:type="dxa" w:w="1080"/>
-          </w:tcPr>
-          <w:p>
-            <w:r>
-              <w:t>美西压力场景</w:t>
-            </w:r>
-          </w:p>
-        </w:tc>
-        <w:tc>
-          <w:tcPr>
-            <w:tcW w:type="dxa" w:w="1080"/>
-          </w:tcPr>
-          <w:p>
-            <w:r>
-              <w:t>USWC</w:t>
-            </w:r>
-          </w:p>
-        </w:tc>
-        <w:tc>
-          <w:tcPr>
-            <w:tcW w:type="dxa" w:w="1080"/>
-          </w:tcPr>
-          <w:p>
-            <w:r>
-              <w:t>3154.0</w:t>
-            </w:r>
-          </w:p>
-        </w:tc>
-        <w:tc>
-          <w:tcPr>
-            <w:tcW w:type="dxa" w:w="1080"/>
-          </w:tcPr>
-          <w:p>
-            <w:r>
-              <w:t>2111.5</w:t>
-            </w:r>
-          </w:p>
-        </w:tc>
-        <w:tc>
-          <w:tcPr>
-            <w:tcW w:type="dxa" w:w="1080"/>
-          </w:tcPr>
-          <w:p>
-            <w:r>
-              <w:t>5265.5</w:t>
-            </w:r>
-          </w:p>
-        </w:tc>
-        <w:tc>
-          <w:tcPr>
-            <w:tcW w:type="dxa" w:w="1080"/>
-          </w:tcPr>
-          <w:p>
-            <w:r>
-              <w:t>6.8373</w:t>
-            </w:r>
-          </w:p>
-        </w:tc>
-        <w:tc>
-          <w:tcPr>
-            <w:tcW w:type="dxa" w:w="1080"/>
-          </w:tcPr>
-          <w:p>
-            <w:r>
-              <w:t>36001.8</w:t>
-            </w:r>
-          </w:p>
-        </w:tc>
-      </w:tr>
-      <w:tr>
-        <w:tc>
-          <w:tcPr>
-            <w:tcW w:type="dxa" w:w="1080"/>
-          </w:tcPr>
-          <w:p>
-            <w:r>
-              <w:t>STRESS_USEC</w:t>
-            </w:r>
-          </w:p>
-        </w:tc>
-        <w:tc>
-          <w:tcPr>
-            <w:tcW w:type="dxa" w:w="1080"/>
-          </w:tcPr>
-          <w:p>
-            <w:r>
-              <w:t>美东压力场景</w:t>
-            </w:r>
-          </w:p>
-        </w:tc>
-        <w:tc>
-          <w:tcPr>
-            <w:tcW w:type="dxa" w:w="1080"/>
-          </w:tcPr>
-          <w:p>
-            <w:r>
-              <w:t>USEC</w:t>
-            </w:r>
-          </w:p>
-        </w:tc>
-        <w:tc>
-          <w:tcPr>
-            <w:tcW w:type="dxa" w:w="1080"/>
-          </w:tcPr>
-          <w:p>
-            <w:r>
-              <w:t>4313.0</w:t>
-            </w:r>
-          </w:p>
-        </w:tc>
-        <w:tc>
-          <w:tcPr>
-            <w:tcW w:type="dxa" w:w="1080"/>
-          </w:tcPr>
-          <w:p>
-            <w:r>
-              <w:t>2111.5</w:t>
-            </w:r>
-          </w:p>
-        </w:tc>
-        <w:tc>
-          <w:tcPr>
-            <w:tcW w:type="dxa" w:w="1080"/>
-          </w:tcPr>
-          <w:p>
-            <w:r>
-              <w:t>6424.5</w:t>
-            </w:r>
-          </w:p>
-        </w:tc>
-        <w:tc>
-          <w:tcPr>
-            <w:tcW w:type="dxa" w:w="1080"/>
-          </w:tcPr>
-          <w:p>
-            <w:r>
-              <w:t>6.8373</w:t>
-            </w:r>
-          </w:p>
-        </w:tc>
-        <w:tc>
-          <w:tcPr>
-            <w:tcW w:type="dxa" w:w="1080"/>
-          </w:tcPr>
-          <w:p>
-            <w:r>
-              <w:t>43926.23</w:t>
-            </w:r>
-          </w:p>
-        </w:tc>
-      </w:tr>
-      <w:tr>
-        <w:tc>
-          <w:tcPr>
-            <w:tcW w:type="dxa" w:w="1080"/>
-          </w:tcPr>
-          <w:p>
-            <w:r>
-              <w:t>USEC_PANAMA_STRESS</w:t>
-            </w:r>
-          </w:p>
-        </w:tc>
-        <w:tc>
-          <w:tcPr>
-            <w:tcW w:type="dxa" w:w="1080"/>
-          </w:tcPr>
-          <w:p>
-            <w:r>
-              <w:t>美东巴拿马压力场景</w:t>
-            </w:r>
-          </w:p>
-        </w:tc>
-        <w:tc>
-          <w:tcPr>
-            <w:tcW w:type="dxa" w:w="1080"/>
-          </w:tcPr>
-          <w:p>
-            <w:r>
-              <w:t>USEC</w:t>
-            </w:r>
-          </w:p>
-        </w:tc>
-        <w:tc>
-          <w:tcPr>
-            <w:tcW w:type="dxa" w:w="1080"/>
-          </w:tcPr>
-          <w:p>
-            <w:r>
-              <w:t>4313.0</w:t>
-            </w:r>
-          </w:p>
-        </w:tc>
-        <w:tc>
-          <w:tcPr>
-            <w:tcW w:type="dxa" w:w="1080"/>
-          </w:tcPr>
-          <w:p>
-            <w:r>
-              <w:t>2386.5</w:t>
-            </w:r>
-          </w:p>
-        </w:tc>
-        <w:tc>
-          <w:tcPr>
-            <w:tcW w:type="dxa" w:w="1080"/>
-          </w:tcPr>
-          <w:p>
-            <w:r>
-              <w:t>6699.5</w:t>
-            </w:r>
-          </w:p>
-        </w:tc>
-        <w:tc>
-          <w:tcPr>
-            <w:tcW w:type="dxa" w:w="1080"/>
-          </w:tcPr>
-          <w:p>
-            <w:r>
-              <w:t>6.8373</w:t>
-            </w:r>
-          </w:p>
-        </w:tc>
-        <w:tc>
-          <w:tcPr>
-            <w:tcW w:type="dxa" w:w="1080"/>
-          </w:tcPr>
-          <w:p>
-            <w:r>
-              <w:t>45806.49</w:t>
-            </w:r>
-          </w:p>
-        </w:tc>
-      </w:tr>
-    </w:tbl>
+    <w:p>
+      <w:pPr>
+        <w:pStyle w:val="Heading2"/>
+      </w:pPr>
+      <w:r>
+        <w:t>欧洲航线</w:t>
+      </w:r>
+    </w:p>
     <w:p>
       <w:r>
-        <w:t>建议：基础场景用于常规报价；压力场景用于旺季/拥堵/缺箱等风险报价；美东巴拿马压力场景仅适用于对应路径，不能泛化到所有美东货。</w:t>
+        <w:t>亚欧欧洲航线当前为1905.00 USD/TEU，处于P95高位，Z分数2.76，连续上涨4周。非急单建议推迟1-2周观察，急单需锁定短期有效报价；该航线按TEU计价，不直接套用FEU成本口径。</w:t>
+      </w:r>
+    </w:p>
+    <w:p>
+      <w:pPr>
+        <w:pStyle w:val="Heading2"/>
+      </w:pPr>
+      <w:r>
+        <w:t>地中海航线</w:t>
+      </w:r>
+    </w:p>
+    <w:p>
+      <w:r>
+        <w:t>地中海航线当前为3207.00 USD/TEU，处于P95高位，Z分数2.22，连续上涨4周；近两周涨幅显著高于常规波动，应优先排查替代港口或经欧洲中转方案，并对客户报价加入更高风险缓冲。</w:t>
+      </w:r>
+    </w:p>
+    <w:p>
+      <w:pPr>
+        <w:pStyle w:val="Heading2"/>
+      </w:pPr>
+      <w:r>
+        <w:t>美西航线</w:t>
+      </w:r>
+    </w:p>
+    <w:p>
+      <w:r>
+        <w:t>美西航线当前为3154.00 USD/FEU，处于P95高位，Z分数2.27，连续上涨4周。美西对跨境电商和快周转订单更敏感，建议提前至少2周订舱，报价有效期缩短至7天，并优先使用美西压力场景测算。</w:t>
+      </w:r>
+    </w:p>
+    <w:p>
+      <w:pPr>
+        <w:pStyle w:val="Heading2"/>
+      </w:pPr>
+      <w:r>
+        <w:t>美东航线</w:t>
+      </w:r>
+    </w:p>
+    <w:p>
+      <w:r>
+        <w:t>美东航线当前为4313.00 USD/FEU，处于P95高位，Z分数2.36，连续上涨4周；美东基础运价高于美西1159.00 USD/FEU，应重点评估分批发货、改港、海铁联运或美东巴拿马压力场景。</w:t>
+      </w:r>
+    </w:p>
+    <w:p>
+      <w:pPr>
+        <w:pStyle w:val="Heading2"/>
+      </w:pPr>
+      <w:r>
+        <w:t>SCFI综合指数</w:t>
+      </w:r>
+    </w:p>
+    <w:p>
+      <w:r>
+        <w:t>SCFI综合指数当前为2218.15点，处于P95高位，Z分数2.23，连续上涨4周。整体市场进入高位运行区间，建议全航线统一收紧报价有效期，增加客户沟通频次，并每周复跑指标表。</w:t>
       </w:r>
     </w:p>
     <w:p>
@@ -1033,12 +732,12 @@
         <w:pStyle w:val="Heading1"/>
       </w:pPr>
       <w:r>
-        <w:t>3. 公告关联措辞限制</w:t>
+        <w:t>三、使用限制</w:t>
       </w:r>
     </w:p>
     <w:p>
       <w:r>
-        <w:t>公告与运价变化仅写“高置信关联线索”或“中等关联线索”，禁用确定因果词。</w:t>
+        <w:t>附加费与模拟复跑输入中标记为 C_market_reference 或 C_demo_simulated 的数据，仅用于演示测算和流程验证，不作为正式报价或审计口径。</w:t>
       </w:r>
     </w:p>
     <w:sectPr>
@@ -1414,6 +1113,10 @@
     <w:name w:val="Normal"/>
     <w:qFormat/>
     <w:rsid w:val="00FC693F"/>
+    <w:rPr>
+      <w:rFonts w:ascii="Microsoft YaHei" w:hAnsi="Microsoft YaHei"/>
+      <w:sz w:val="21"/>
+    </w:rPr>
   </w:style>
   <w:style w:type="paragraph" w:styleId="Header">
     <w:name w:val="header"/>

--- a/04-decision-report/CR-04B_业务决策建议.docx
+++ b/04-decision-report/CR-04B_业务决策建议.docx
@@ -23,6 +23,78 @@
         <w:t>一、最新周预警摘要</w:t>
       </w:r>
     </w:p>
+    <w:p>
+      <w:pPr>
+        <w:pStyle w:val="Heading1"/>
+      </w:pPr>
+      <w:r>
+        <w:t>二、差异化业务建议</w:t>
+      </w:r>
+    </w:p>
+    <w:p>
+      <w:pPr>
+        <w:pStyle w:val="Heading1"/>
+      </w:pPr>
+      <w:r>
+        <w:t>欧洲航线：亚欧航线已进入历史高位区间（P95）。非急单建议推迟1-2周观察；急单必须锁定短期有效报价（7天内）。注意该航线按TEU计价，不直接套用FEU成本口径。</w:t>
+      </w:r>
+    </w:p>
+    <w:p>
+      <w:pPr>
+        <w:pStyle w:val="Heading1"/>
+      </w:pPr>
+      <w:r>
+        <w:t>地中海航线：地中海航线近期波动剧烈，近两周涨幅达27.7%。建议优先排查替代方案：经欧洲主要港口中转，或调整目的港为南欧次要港口以降低成本。对客户报价加入更高风险缓冲。</w:t>
+      </w:r>
+    </w:p>
+    <w:p>
+      <w:pPr>
+        <w:pStyle w:val="Heading1"/>
+      </w:pPr>
+      <w:r>
+        <w:t>美西航线：美西是跨境电商主力航线，舱位敏感性最高。建议提前至少2周预订舱位；报价有效期从常规14天缩短至7天；并优先使用美西压力场景测算成本。关注PSS等旺季附加费动态。</w:t>
+      </w:r>
+    </w:p>
+    <w:p>
+      <w:pPr>
+        <w:pStyle w:val="Heading1"/>
+      </w:pPr>
+      <w:r>
+        <w:t>美东航线：美东航线成本基数最高，且巴拿马运河拥堵叠加。建议：①分批发货降低单批成本；②评估铁路/内陆替代路径；③对高货值客户优先保舱。使用美东巴拿马压力场景测算高成本路径。</w:t>
+      </w:r>
+    </w:p>
+    <w:p>
+      <w:pPr>
+        <w:pStyle w:val="Heading1"/>
+      </w:pPr>
+      <w:r>
+        <w:t>三、成本场景建议</w:t>
+      </w:r>
+    </w:p>
+    <w:p>
+      <w:pPr>
+        <w:pStyle w:val="Heading1"/>
+      </w:pPr>
+      <w:r>
+        <w:t>附加费已由简单求和改为场景模型：基础场景 836.50 USD/FEU，压力场景 2111.50 USD/FEU，美东巴拿马压力场景 2386.50 USD/FEU。汇率采用演示口径 6.8373；公式为：(基础海运费 + 场景附加费) × 汇率。</w:t>
+      </w:r>
+    </w:p>
+    <w:p>
+      <w:pPr>
+        <w:pStyle w:val="Heading1"/>
+      </w:pPr>
+      <w:r>
+        <w:t>四、公告关联措辞限制</w:t>
+      </w:r>
+    </w:p>
+    <w:p>
+      <w:pPr>
+        <w:pStyle w:val="Heading1"/>
+      </w:pPr>
+      <w:r>
+        <w:t>公告事件仅用于“关联线索/同期观察”描述，不使用确定性因果措辞，不将船司公告直接解释为价格变化的唯一原因。附加费与模拟复跑输入中标记为 C_market_reference 或 C_demo_simulated 的数据，仅用于演示测算和流程验证，不作为正式报价或审计口径。</w:t>
+      </w:r>
+    </w:p>
     <w:tbl>
       <w:tblPr>
         <w:tblStyle w:val="TableGrid"/>
@@ -40,6 +112,7 @@
         <w:gridCol w:w="864"/>
         <w:gridCol w:w="864"/>
         <w:gridCol w:w="864"/>
+        <w:gridCol w:w="6299"/>
       </w:tblGrid>
       <w:tr>
         <w:tc>
@@ -139,6 +212,16 @@
           <w:p>
             <w:r>
               <w:t>quality_level</w:t>
+            </w:r>
+          </w:p>
+        </w:tc>
+        <w:tc>
+          <w:tcPr>
+            <w:tcW w:type="dxa" w:w="6299"/>
+          </w:tcPr>
+          <w:p>
+            <w:r>
+              <w:t>decision_suggestion</w:t>
             </w:r>
           </w:p>
         </w:tc>
@@ -244,6 +327,16 @@
             </w:r>
           </w:p>
         </w:tc>
+        <w:tc>
+          <w:tcPr>
+            <w:tcW w:type="dxa" w:w="6299"/>
+          </w:tcPr>
+          <w:p>
+            <w:r>
+              <w:t>欧洲航线：亚欧航线已进入历史高位区间（P95）。非急单建议推迟1-2周观察；急单必须锁定短期有效报价（7天内）。注意该航线按TEU计价，不直接套用FEU成本口径。</w:t>
+            </w:r>
+          </w:p>
+        </w:tc>
       </w:tr>
       <w:tr>
         <w:tc>
@@ -343,6 +436,16 @@
           <w:p>
             <w:r>
               <w:t>A_official</w:t>
+            </w:r>
+          </w:p>
+        </w:tc>
+        <w:tc>
+          <w:tcPr>
+            <w:tcW w:type="dxa" w:w="6299"/>
+          </w:tcPr>
+          <w:p>
+            <w:r>
+              <w:t>地中海航线：地中海航线近期波动剧烈，近两周涨幅达27.7%。建议优先排查替代方案：经欧洲主要港口中转，或调整目的港为南欧次要港口以降低成本。对客户报价加入更高风险缓冲。</w:t>
             </w:r>
           </w:p>
         </w:tc>
@@ -448,6 +551,16 @@
             </w:r>
           </w:p>
         </w:tc>
+        <w:tc>
+          <w:tcPr>
+            <w:tcW w:type="dxa" w:w="6299"/>
+          </w:tcPr>
+          <w:p>
+            <w:r>
+              <w:t>美西航线：美西是跨境电商主力航线，舱位敏感性最高。建议提前至少2周预订舱位；报价有效期从常规14天缩短至7天；并优先使用美西压力场景测算成本。关注PSS等旺季附加费动态。</w:t>
+            </w:r>
+          </w:p>
+        </w:tc>
       </w:tr>
       <w:tr>
         <w:tc>
@@ -547,6 +660,16 @@
           <w:p>
             <w:r>
               <w:t>A_official</w:t>
+            </w:r>
+          </w:p>
+        </w:tc>
+        <w:tc>
+          <w:tcPr>
+            <w:tcW w:type="dxa" w:w="6299"/>
+          </w:tcPr>
+          <w:p>
+            <w:r>
+              <w:t>美东航线：美东航线成本基数最高，且巴拿马运河拥堵叠加。建议：①分批发货降低单批成本；②评估铁路/内陆替代路径；③对高货值客户优先保舱。使用美东巴拿马压力场景测算高成本路径。</w:t>
             </w:r>
           </w:p>
         </w:tc>
@@ -652,94 +775,16 @@
             </w:r>
           </w:p>
         </w:tc>
+        <w:tc>
+          <w:tcPr>
+            <w:tcW w:type="dxa" w:w="6299"/>
+          </w:tcPr>
+          <w:p>
+            <w:r/>
+          </w:p>
+        </w:tc>
       </w:tr>
     </w:tbl>
-    <w:p>
-      <w:pPr>
-        <w:pStyle w:val="Heading1"/>
-      </w:pPr>
-      <w:r>
-        <w:t>二、差异化业务建议</w:t>
-      </w:r>
-    </w:p>
-    <w:p>
-      <w:pPr>
-        <w:pStyle w:val="Heading2"/>
-      </w:pPr>
-      <w:r>
-        <w:t>欧洲航线</w:t>
-      </w:r>
-    </w:p>
-    <w:p>
-      <w:r>
-        <w:t>亚欧欧洲航线当前为1905.00 USD/TEU，处于P95高位，Z分数2.76，连续上涨4周。非急单建议推迟1-2周观察，急单需锁定短期有效报价；该航线按TEU计价，不直接套用FEU成本口径。</w:t>
-      </w:r>
-    </w:p>
-    <w:p>
-      <w:pPr>
-        <w:pStyle w:val="Heading2"/>
-      </w:pPr>
-      <w:r>
-        <w:t>地中海航线</w:t>
-      </w:r>
-    </w:p>
-    <w:p>
-      <w:r>
-        <w:t>地中海航线当前为3207.00 USD/TEU，处于P95高位，Z分数2.22，连续上涨4周；近两周涨幅显著高于常规波动，应优先排查替代港口或经欧洲中转方案，并对客户报价加入更高风险缓冲。</w:t>
-      </w:r>
-    </w:p>
-    <w:p>
-      <w:pPr>
-        <w:pStyle w:val="Heading2"/>
-      </w:pPr>
-      <w:r>
-        <w:t>美西航线</w:t>
-      </w:r>
-    </w:p>
-    <w:p>
-      <w:r>
-        <w:t>美西航线当前为3154.00 USD/FEU，处于P95高位，Z分数2.27，连续上涨4周。美西对跨境电商和快周转订单更敏感，建议提前至少2周订舱，报价有效期缩短至7天，并优先使用美西压力场景测算。</w:t>
-      </w:r>
-    </w:p>
-    <w:p>
-      <w:pPr>
-        <w:pStyle w:val="Heading2"/>
-      </w:pPr>
-      <w:r>
-        <w:t>美东航线</w:t>
-      </w:r>
-    </w:p>
-    <w:p>
-      <w:r>
-        <w:t>美东航线当前为4313.00 USD/FEU，处于P95高位，Z分数2.36，连续上涨4周；美东基础运价高于美西1159.00 USD/FEU，应重点评估分批发货、改港、海铁联运或美东巴拿马压力场景。</w:t>
-      </w:r>
-    </w:p>
-    <w:p>
-      <w:pPr>
-        <w:pStyle w:val="Heading2"/>
-      </w:pPr>
-      <w:r>
-        <w:t>SCFI综合指数</w:t>
-      </w:r>
-    </w:p>
-    <w:p>
-      <w:r>
-        <w:t>SCFI综合指数当前为2218.15点，处于P95高位，Z分数2.23，连续上涨4周。整体市场进入高位运行区间，建议全航线统一收紧报价有效期，增加客户沟通频次，并每周复跑指标表。</w:t>
-      </w:r>
-    </w:p>
-    <w:p>
-      <w:pPr>
-        <w:pStyle w:val="Heading1"/>
-      </w:pPr>
-      <w:r>
-        <w:t>三、使用限制</w:t>
-      </w:r>
-    </w:p>
-    <w:p>
-      <w:r>
-        <w:t>附加费与模拟复跑输入中标记为 C_market_reference 或 C_demo_simulated 的数据，仅用于演示测算和流程验证，不作为正式报价或审计口径。</w:t>
-      </w:r>
-    </w:p>
     <w:sectPr>
       <w:pgSz w:w="12240" w:h="15840"/>
       <w:pgMar w:top="1440" w:right="1800" w:bottom="1440" w:left="1800" w:header="720" w:footer="720" w:gutter="0"/>
